--- a/paper.docx
+++ b/paper.docx
@@ -8617,6 +8617,82 @@
       </w:r>
       <w:r>
         <w:t xml:space="preserve">bits per token, continuation tokens public) predated two prover soundness fixes (a vacuous RMSNorm bracket and a constraint-fold defect) and is superseded by this run; its lower bound reflects a transcript generated by a different backend with higher integer-model agreement, a predictor-side difference that §4 prices, not a change in the proof system. Raising the configuration to 80 opened columns is a deployment choice whose measured cost is verification runtime, since the per-column work grows with the count (a GPU verifier is the identified path, §10); verifier memory is dominated by parsing the opened columns and does not depend on how many are checked.</w:t>
+      </w:r>
+    </w:p>
+    <w:p>
+      <w:pPr>
+        <w:pStyle w:val="BodyText"/>
+      </w:pPr>
+      <w:r>
+        <w:rPr>
+          <w:bCs/>
+          <w:b/>
+        </w:rPr>
+        <w:t xml:space="preserve">Llama-4-Maverick, small context.</w:t>
+      </w:r>
+      <w:r>
+        <w:t xml:space="preserve"> </w:t>
+      </w:r>
+      <w:r>
+        <w:t xml:space="preserve">Two further runs of the full model at the demonstrated configuration measure the prover’s weights floor directly: 10 tokens (a 5-token prompt and 5-token greedy continuation) prove in 5.4 hours, and 100 tokens (50 and 50) in 5.9 hours, against 14.3 hours at 1000 tokens. Proving time is nearly flat below the first crossover of §8, where the witness is almost entirely the committed weights; the measured pair scales with the modeled witness (a ratio of 1.07 against the model’s 1.10) but sits about twice the cost identity’s floor, since the per-round fold and re-encode overheads do not shrink with</w:t>
+      </w:r>
+      <w:r>
+        <w:t xml:space="preserve"> </w:t>
+      </w:r>
+      <m:oMath>
+        <m:r>
+          <m:t>S</m:t>
+        </m:r>
+      </m:oMath>
+      <w:r>
+        <w:t xml:space="preserve"> </w:t>
+      </w:r>
+      <w:r>
+        <w:t xml:space="preserve">(§8). This flat floor is what the persistent weight commitment of §6.4 removes. The runs report</w:t>
+      </w:r>
+      <w:r>
+        <w:t xml:space="preserve"> </w:t>
+      </w:r>
+      <m:oMath>
+        <m:acc>
+          <m:accPr>
+            <m:chr m:val="̂"/>
+          </m:accPr>
+          <m:e>
+            <m:r>
+              <m:t>U</m:t>
+            </m:r>
+          </m:e>
+        </m:acc>
+        <m:r>
+          <m:rPr>
+            <m:sty m:val="p"/>
+          </m:rPr>
+          <m:t>=</m:t>
+        </m:r>
+        <m:r>
+          <m:t>0.514</m:t>
+        </m:r>
+      </m:oMath>
+      <w:r>
+        <w:t xml:space="preserve"> </w:t>
+      </w:r>
+      <w:r>
+        <w:t xml:space="preserve">and</w:t>
+      </w:r>
+      <w:r>
+        <w:t xml:space="preserve"> </w:t>
+      </w:r>
+      <m:oMath>
+        <m:r>
+          <m:t>0.427</m:t>
+        </m:r>
+      </m:oMath>
+      <w:r>
+        <w:t xml:space="preserve"> </w:t>
+      </w:r>
+      <w:r>
+        <w:t xml:space="preserve">bits per token over their 5 and 50 scored positions; these are prover-side runtime measurements, and their proofs were not run through the verifier.</w:t>
       </w:r>
     </w:p>
     <w:p>

--- a/paper.docx
+++ b/paper.docx
@@ -8438,14 +8438,14 @@
       <w:r>
         <w:drawing>
           <wp:inline>
-            <wp:extent cx="5144021" cy="3858016"/>
+            <wp:extent cx="5334000" cy="3748216"/>
             <wp:effectExtent b="0" l="0" r="0" t="0"/>
-            <wp:docPr descr="Figure 3: Prover wall-clock against context length: the modeled floor from the cost identity of Appendix A.5 on the demonstrated machine (solid), the measured runs of §9 (points), and the projection to an NVL72-class cluster (dashed), which divides the bandwidth-riding terms by the aggregate-bandwidth ratio while the column hashing rides hash throughput. Both curves assume dense attention in every layer." title="" id="49" name="Picture"/>
+            <wp:docPr descr="Figure 3: Prover wall-clock against context length: the modeled floor from the cost identity of Appendix A.5 on the demonstrated machine (solid), the measured runs of §9 (points), and the projection to an NVL72-class cluster (dashed), which divides the bandwidth-riding terms by the aggregate-bandwidth ratio while the column hashing rides hash throughput. Both curves assume dense attention in every layer; below the first crossover of §8 the curve is nearly flat on the weights floor." title="" id="49" name="Picture"/>
             <a:graphic>
               <a:graphicData uri="http://schemas.openxmlformats.org/drawingml/2006/picture">
                 <pic:pic>
                   <pic:nvPicPr>
-                    <pic:cNvPr descr="analysis/figures/fig_runtime.png" id="50" name="Picture"/>
+                    <pic:cNvPr descr="analysis/figures/fig_runtime_measured.png" id="50" name="Picture"/>
                     <pic:cNvPicPr>
                       <a:picLocks noChangeArrowheads="1" noChangeAspect="1"/>
                     </pic:cNvPicPr>
@@ -8459,7 +8459,7 @@
                   <pic:spPr bwMode="auto">
                     <a:xfrm>
                       <a:off x="0" y="0"/>
-                      <a:ext cx="5144021" cy="3858016"/>
+                      <a:ext cx="5334000" cy="3748216"/>
                     </a:xfrm>
                     <a:prstGeom prst="rect">
                       <a:avLst/>
@@ -8483,7 +8483,7 @@
         <w:pStyle w:val="ImageCaption"/>
       </w:pPr>
       <w:r>
-        <w:t xml:space="preserve">Figure 3: Prover wall-clock against context length: the modeled floor from the cost identity of Appendix A.5 on the demonstrated machine (solid), the measured runs of §9 (points), and the projection to an NVL72-class cluster (dashed), which divides the bandwidth-riding terms by the aggregate-bandwidth ratio while the column hashing rides hash throughput. Both curves assume dense attention in every layer.</w:t>
+        <w:t xml:space="preserve">Figure 3: Prover wall-clock against context length: the modeled floor from the cost identity of Appendix A.5 on the demonstrated machine (solid), the measured runs of §9 (points), and the projection to an NVL72-class cluster (dashed), which divides the bandwidth-riding terms by the aggregate-bandwidth ratio while the column hashing rides hash throughput. Both curves assume dense attention in every layer; below the first crossover of §8 the curve is nearly flat on the weights floor.</w:t>
       </w:r>
     </w:p>
     <w:p>
@@ -8634,7 +8634,7 @@
         <w:t xml:space="preserve"> </w:t>
       </w:r>
       <w:r>
-        <w:t xml:space="preserve">Two further runs of the full model at the demonstrated configuration measure the prover’s weights floor directly: 10 tokens (a 5-token prompt and 5-token greedy continuation) prove in 5.4 hours, and 100 tokens (50 and 50) in 5.9 hours, against 14.3 hours at 1000 tokens. Proving time is nearly flat below the first crossover of §8, where the witness is almost entirely the committed weights; the measured pair scales with the modeled witness (a ratio of 1.07 against the model’s 1.10) but sits about twice the cost identity’s floor, since the per-round fold and re-encode overheads do not shrink with</w:t>
+        <w:t xml:space="preserve">Two further runs of the full model at the demonstrated configuration measure the prover’s weights floor directly: 10 tokens (a 5-token prompt and 5-token greedy continuation) prove in 5.4 hours, and 100 tokens (50 and 50) in 5.8 hours, against 14.3 hours at 1000 tokens (Figure 3). Proving time is nearly flat below the first crossover of §8, where the witness is almost entirely the committed weights, and the measured pair scales with the modeled witness (a ratio of 1.07 against the model’s 1.10). Against the cost identity’s floor the implementation gap widens as context shrinks, from about 1.75x at 1000 tokens to about 3.5x at 10, since the per-round fold and re-encode overheads do not shrink with</w:t>
       </w:r>
       <w:r>
         <w:t xml:space="preserve"> </w:t>
